--- a/trip/zhuhai-macao/zhuhai-macao_en.docx
+++ b/trip/zhuhai-macao/zhuhai-macao_en.docx
@@ -788,7 +788,7 @@
           <w:b w:val="0"/>
           <w:sz w:val="22"/>
         </w:rPr>
-        <w:t xml:space="preserve">Manage your packing list with this </w:t>
+        <w:t xml:space="preserve">Manage your packing list with an </w:t>
       </w:r>
       <w:hyperlink r:id="rId9">
         <w:r>
